--- a/NEST/本科生毕业论文（设计）任务书 - 詹咏庭.docx
+++ b/NEST/本科生毕业论文（设计）任务书 - 詹咏庭.docx
@@ -928,28 +928,160 @@
                 <w:shd w:val="clear" w:color="auto" w:fill="FFFFFF"/>
                 <w:lang w:bidi="ar"/>
               </w:rPr>
-              <w:t>的熵过滤，利用策略</w:t>
+              <w:t>的熵过滤，利用策略熵识别关键推理</w:t>
+            </w:r>
+            <w:r>
+              <w:rPr>
+                <w:rFonts w:eastAsia="Segoe UI"/>
+                <w:kern w:val="0"/>
+                <w:shd w:val="clear" w:color="auto" w:fill="FFFFFF"/>
+                <w:lang w:bidi="ar"/>
+              </w:rPr>
+              <w:t>token</w:t>
+            </w:r>
+            <w:r>
+              <w:rPr>
+                <w:rFonts w:ascii="Segoe UI" w:eastAsia="Segoe UI" w:hAnsi="Segoe UI" w:cs="Segoe UI" w:hint="eastAsia"/>
+                <w:kern w:val="0"/>
+                <w:shd w:val="clear" w:color="auto" w:fill="FFFFFF"/>
+                <w:lang w:bidi="ar"/>
+              </w:rPr>
+              <w:t>，能定位"哪个词元是决策关键"，但缺乏对多轮交互结构的建模。</w:t>
+            </w:r>
+          </w:p>
+          <w:p>
+            <w:pPr>
+              <w:spacing w:before="78" w:after="78" w:line="380" w:lineRule="exact"/>
+              <w:ind w:firstLine="480"/>
+              <w:rPr>
+                <w:rFonts w:ascii="Segoe UI" w:hAnsi="Segoe UI" w:cs="Segoe UI"/>
+                <w:kern w:val="0"/>
+                <w:shd w:val="clear" w:color="auto" w:fill="FFFFFF"/>
+                <w:lang w:bidi="ar"/>
+              </w:rPr>
+            </w:pPr>
+            <w:r>
+              <w:rPr>
+                <w:rFonts w:ascii="Segoe UI" w:hAnsi="Segoe UI" w:cs="Segoe UI" w:hint="eastAsia"/>
+                <w:kern w:val="0"/>
+                <w:shd w:val="clear" w:color="auto" w:fill="FFFFFF"/>
+                <w:lang w:bidi="ar"/>
+              </w:rPr>
+              <w:t>本课题的</w:t>
+            </w:r>
+            <w:r>
+              <w:rPr>
+                <w:rFonts w:ascii="Segoe UI" w:eastAsia="Segoe UI" w:hAnsi="Segoe UI" w:cs="Segoe UI" w:hint="eastAsia"/>
+                <w:kern w:val="0"/>
+                <w:shd w:val="clear" w:color="auto" w:fill="FFFFFF"/>
+                <w:lang w:bidi="ar"/>
+              </w:rPr>
+              <w:t>核心</w:t>
+            </w:r>
+            <w:r>
+              <w:rPr>
+                <w:rFonts w:ascii="Segoe UI" w:hAnsi="Segoe UI" w:cs="Segoe UI" w:hint="eastAsia"/>
+                <w:kern w:val="0"/>
+                <w:shd w:val="clear" w:color="auto" w:fill="FFFFFF"/>
+                <w:lang w:bidi="ar"/>
+              </w:rPr>
+              <w:t>目的</w:t>
+            </w:r>
+            <w:r>
+              <w:rPr>
+                <w:rFonts w:ascii="Segoe UI" w:eastAsia="Segoe UI" w:hAnsi="Segoe UI" w:cs="Segoe UI" w:hint="eastAsia"/>
+                <w:kern w:val="0"/>
+                <w:shd w:val="clear" w:color="auto" w:fill="FFFFFF"/>
+                <w:lang w:bidi="ar"/>
+              </w:rPr>
+              <w:t>在于</w:t>
+            </w:r>
+            <w:r>
+              <w:rPr>
+                <w:rFonts w:ascii="Segoe UI" w:hAnsi="Segoe UI" w:cs="Segoe UI" w:hint="eastAsia"/>
+                <w:kern w:val="0"/>
+                <w:shd w:val="clear" w:color="auto" w:fill="FFFFFF"/>
+                <w:lang w:bidi="ar"/>
+              </w:rPr>
+              <w:t>讨论</w:t>
             </w:r>
             <w:proofErr w:type="gramStart"/>
             <w:r>
               <w:rPr>
-                <w:rFonts w:ascii="Segoe UI" w:eastAsia="Segoe UI" w:hAnsi="Segoe UI" w:cs="Segoe UI" w:hint="eastAsia"/>
-                <w:kern w:val="0"/>
-                <w:shd w:val="clear" w:color="auto" w:fill="FFFFFF"/>
-                <w:lang w:bidi="ar"/>
-              </w:rPr>
-              <w:t>熵</w:t>
+                <w:rFonts w:ascii="Segoe UI" w:hAnsi="Segoe UI" w:cs="Segoe UI" w:hint="eastAsia"/>
+                <w:kern w:val="0"/>
+                <w:shd w:val="clear" w:color="auto" w:fill="FFFFFF"/>
+                <w:lang w:bidi="ar"/>
+              </w:rPr>
+              <w:t>步骤级</w:t>
             </w:r>
             <w:proofErr w:type="gramEnd"/>
             <w:r>
               <w:rPr>
-                <w:rFonts w:ascii="Segoe UI" w:eastAsia="Segoe UI" w:hAnsi="Segoe UI" w:cs="Segoe UI" w:hint="eastAsia"/>
-                <w:kern w:val="0"/>
-                <w:shd w:val="clear" w:color="auto" w:fill="FFFFFF"/>
-                <w:lang w:bidi="ar"/>
-              </w:rPr>
-              <w:t>识别关键推理</w:t>
-            </w:r>
+                <w:rFonts w:ascii="Segoe UI" w:hAnsi="Segoe UI" w:cs="Segoe UI" w:hint="eastAsia"/>
+                <w:kern w:val="0"/>
+                <w:shd w:val="clear" w:color="auto" w:fill="FFFFFF"/>
+                <w:lang w:bidi="ar"/>
+              </w:rPr>
+              <w:t>与</w:t>
+            </w:r>
+            <w:proofErr w:type="gramStart"/>
+            <w:r>
+              <w:rPr>
+                <w:rFonts w:ascii="Segoe UI" w:hAnsi="Segoe UI" w:cs="Segoe UI" w:hint="eastAsia"/>
+                <w:kern w:val="0"/>
+                <w:shd w:val="clear" w:color="auto" w:fill="FFFFFF"/>
+                <w:lang w:bidi="ar"/>
+              </w:rPr>
+              <w:t>词元级</w:t>
+            </w:r>
+            <w:r>
+              <w:rPr>
+                <w:rFonts w:ascii="Segoe UI" w:eastAsia="Segoe UI" w:hAnsi="Segoe UI" w:cs="Segoe UI" w:hint="eastAsia"/>
+                <w:kern w:val="0"/>
+                <w:shd w:val="clear" w:color="auto" w:fill="FFFFFF"/>
+                <w:lang w:bidi="ar"/>
+              </w:rPr>
+              <w:t>两个</w:t>
+            </w:r>
+            <w:proofErr w:type="gramEnd"/>
+            <w:r>
+              <w:rPr>
+                <w:rFonts w:ascii="Segoe UI" w:eastAsia="Segoe UI" w:hAnsi="Segoe UI" w:cs="Segoe UI" w:hint="eastAsia"/>
+                <w:kern w:val="0"/>
+                <w:shd w:val="clear" w:color="auto" w:fill="FFFFFF"/>
+                <w:lang w:bidi="ar"/>
+              </w:rPr>
+              <w:t>粒度的信用分配是否能正交组合产生叠加增益</w:t>
+            </w:r>
+            <w:r>
+              <w:rPr>
+                <w:rFonts w:ascii="Segoe UI" w:hAnsi="Segoe UI" w:cs="Segoe UI" w:hint="eastAsia"/>
+                <w:kern w:val="0"/>
+                <w:shd w:val="clear" w:color="auto" w:fill="FFFFFF"/>
+                <w:lang w:bidi="ar"/>
+              </w:rPr>
+              <w:t>，</w:t>
+            </w:r>
+            <w:r>
+              <w:rPr>
+                <w:rFonts w:ascii="Segoe UI" w:eastAsia="Segoe UI" w:hAnsi="Segoe UI" w:cs="Segoe UI" w:hint="eastAsia"/>
+                <w:kern w:val="0"/>
+                <w:shd w:val="clear" w:color="auto" w:fill="FFFFFF"/>
+                <w:lang w:bidi="ar"/>
+              </w:rPr>
+              <w:t>目前文献中尚无工作系统性地回答这一问题</w:t>
+            </w:r>
+            <w:r>
+              <w:rPr>
+                <w:rFonts w:ascii="Segoe UI" w:hAnsi="Segoe UI" w:cs="Segoe UI" w:hint="eastAsia"/>
+                <w:kern w:val="0"/>
+                <w:shd w:val="clear" w:color="auto" w:fill="FFFFFF"/>
+                <w:lang w:bidi="ar"/>
+              </w:rPr>
+              <w:t>，</w:t>
+            </w:r>
+            <w:proofErr w:type="spellStart"/>
             <w:r>
               <w:rPr>
                 <w:rFonts w:eastAsia="Segoe UI"/>
@@ -957,29 +1089,85 @@
                 <w:shd w:val="clear" w:color="auto" w:fill="FFFFFF"/>
                 <w:lang w:bidi="ar"/>
               </w:rPr>
-              <w:t>token</w:t>
-            </w:r>
-            <w:r>
-              <w:rPr>
-                <w:rFonts w:ascii="Segoe UI" w:eastAsia="Segoe UI" w:hAnsi="Segoe UI" w:cs="Segoe UI" w:hint="eastAsia"/>
-                <w:kern w:val="0"/>
-                <w:shd w:val="clear" w:color="auto" w:fill="FFFFFF"/>
-                <w:lang w:bidi="ar"/>
-              </w:rPr>
-              <w:t>，能定位"哪个词元是决策关键"，但缺乏对多轮交互结构的建模。</w:t>
-            </w:r>
-          </w:p>
-          <w:p>
-            <w:pPr>
-              <w:spacing w:before="78" w:after="78" w:line="380" w:lineRule="exact"/>
-              <w:ind w:firstLine="480"/>
-              <w:rPr>
-                <w:rFonts w:ascii="Segoe UI" w:hAnsi="Segoe UI" w:cs="Segoe UI"/>
-                <w:kern w:val="0"/>
-                <w:shd w:val="clear" w:color="auto" w:fill="FFFFFF"/>
-                <w:lang w:bidi="ar"/>
-              </w:rPr>
-            </w:pPr>
+              <w:t>GiGPO</w:t>
+            </w:r>
+            <w:proofErr w:type="spellEnd"/>
+            <w:r>
+              <w:rPr>
+                <w:rFonts w:ascii="Segoe UI" w:eastAsia="Segoe UI" w:hAnsi="Segoe UI" w:cs="Segoe UI" w:hint="eastAsia"/>
+                <w:kern w:val="0"/>
+                <w:shd w:val="clear" w:color="auto" w:fill="FFFFFF"/>
+                <w:lang w:bidi="ar"/>
+              </w:rPr>
+              <w:t>和</w:t>
+            </w:r>
+            <w:r>
+              <w:rPr>
+                <w:rFonts w:eastAsia="Segoe UI"/>
+                <w:kern w:val="0"/>
+                <w:shd w:val="clear" w:color="auto" w:fill="FFFFFF"/>
+                <w:lang w:bidi="ar"/>
+              </w:rPr>
+              <w:t>TAPO/</w:t>
+            </w:r>
+            <w:r>
+              <w:rPr>
+                <w:rFonts w:hint="eastAsia"/>
+                <w:kern w:val="0"/>
+                <w:shd w:val="clear" w:color="auto" w:fill="FFFFFF"/>
+                <w:lang w:bidi="ar"/>
+              </w:rPr>
+              <w:t>TEMPO</w:t>
+            </w:r>
+            <w:r>
+              <w:rPr>
+                <w:rFonts w:ascii="Segoe UI" w:eastAsia="Segoe UI" w:hAnsi="Segoe UI" w:cs="Segoe UI" w:hint="eastAsia"/>
+                <w:kern w:val="0"/>
+                <w:shd w:val="clear" w:color="auto" w:fill="FFFFFF"/>
+                <w:lang w:bidi="ar"/>
+              </w:rPr>
+              <w:t>分别独立提出并验证了各自的有效性，但从未在统一框架下</w:t>
+            </w:r>
+            <w:proofErr w:type="gramStart"/>
+            <w:r>
+              <w:rPr>
+                <w:rFonts w:ascii="Segoe UI" w:eastAsia="Segoe UI" w:hAnsi="Segoe UI" w:cs="Segoe UI" w:hint="eastAsia"/>
+                <w:kern w:val="0"/>
+                <w:shd w:val="clear" w:color="auto" w:fill="FFFFFF"/>
+                <w:lang w:bidi="ar"/>
+              </w:rPr>
+              <w:t>做对</w:t>
+            </w:r>
+            <w:proofErr w:type="gramEnd"/>
+            <w:r>
+              <w:rPr>
+                <w:rFonts w:ascii="Segoe UI" w:eastAsia="Segoe UI" w:hAnsi="Segoe UI" w:cs="Segoe UI" w:hint="eastAsia"/>
+                <w:kern w:val="0"/>
+                <w:shd w:val="clear" w:color="auto" w:fill="FFFFFF"/>
+                <w:lang w:bidi="ar"/>
+              </w:rPr>
+              <w:t>照消融，更未探索二者的乘法调制能否优于任</w:t>
+            </w:r>
+            <w:proofErr w:type="gramStart"/>
+            <w:r>
+              <w:rPr>
+                <w:rFonts w:ascii="Segoe UI" w:eastAsia="Segoe UI" w:hAnsi="Segoe UI" w:cs="Segoe UI" w:hint="eastAsia"/>
+                <w:kern w:val="0"/>
+                <w:shd w:val="clear" w:color="auto" w:fill="FFFFFF"/>
+                <w:lang w:bidi="ar"/>
+              </w:rPr>
+              <w:t>一</w:t>
+            </w:r>
+            <w:proofErr w:type="gramEnd"/>
+            <w:r>
+              <w:rPr>
+                <w:rFonts w:ascii="Segoe UI" w:eastAsia="Segoe UI" w:hAnsi="Segoe UI" w:cs="Segoe UI" w:hint="eastAsia"/>
+                <w:kern w:val="0"/>
+                <w:shd w:val="clear" w:color="auto" w:fill="FFFFFF"/>
+                <w:lang w:bidi="ar"/>
+              </w:rPr>
+              <w:t>单独方法。</w:t>
+            </w:r>
             <w:r>
               <w:rPr>
                 <w:rFonts w:ascii="Segoe UI" w:hAnsi="Segoe UI" w:cs="Segoe UI" w:hint="eastAsia"/>
@@ -987,16 +1175,43 @@
                 <w:shd w:val="clear" w:color="auto" w:fill="FFFFFF"/>
                 <w:lang w:bidi="ar"/>
               </w:rPr>
-              <w:t>项目</w:t>
-            </w:r>
-            <w:r>
-              <w:rPr>
-                <w:rFonts w:ascii="Segoe UI" w:eastAsia="Segoe UI" w:hAnsi="Segoe UI" w:cs="Segoe UI" w:hint="eastAsia"/>
-                <w:kern w:val="0"/>
-                <w:shd w:val="clear" w:color="auto" w:fill="FFFFFF"/>
-                <w:lang w:bidi="ar"/>
-              </w:rPr>
-              <w:t>核心</w:t>
+              <w:t>因此本课题提出</w:t>
+            </w:r>
+            <w:r>
+              <w:rPr>
+                <w:rFonts w:eastAsia="Segoe UI"/>
+                <w:kern w:val="0"/>
+                <w:shd w:val="clear" w:color="auto" w:fill="FFFFFF"/>
+                <w:lang w:bidi="ar"/>
+              </w:rPr>
+              <w:t>NEST</w:t>
+            </w:r>
+            <w:r>
+              <w:rPr>
+                <w:rFonts w:eastAsia="Segoe UI"/>
+                <w:kern w:val="0"/>
+                <w:shd w:val="clear" w:color="auto" w:fill="FFFFFF"/>
+                <w:lang w:bidi="ar"/>
+              </w:rPr>
+              <w:t>（</w:t>
+            </w:r>
+            <w:r>
+              <w:rPr>
+                <w:rFonts w:eastAsia="Segoe UI"/>
+                <w:kern w:val="0"/>
+                <w:shd w:val="clear" w:color="auto" w:fill="FFFFFF"/>
+                <w:lang w:bidi="ar"/>
+              </w:rPr>
+              <w:t>Nested Estimation of Step and Token advantages</w:t>
+            </w:r>
+            <w:r>
+              <w:rPr>
+                <w:rFonts w:eastAsia="Segoe UI"/>
+                <w:kern w:val="0"/>
+                <w:shd w:val="clear" w:color="auto" w:fill="FFFFFF"/>
+                <w:lang w:bidi="ar"/>
+              </w:rPr>
+              <w:t>）</w:t>
             </w:r>
             <w:r>
               <w:rPr>
@@ -1005,16 +1220,7 @@
                 <w:shd w:val="clear" w:color="auto" w:fill="FFFFFF"/>
                 <w:lang w:bidi="ar"/>
               </w:rPr>
-              <w:t>目的</w:t>
-            </w:r>
-            <w:r>
-              <w:rPr>
-                <w:rFonts w:ascii="Segoe UI" w:eastAsia="Segoe UI" w:hAnsi="Segoe UI" w:cs="Segoe UI" w:hint="eastAsia"/>
-                <w:kern w:val="0"/>
-                <w:shd w:val="clear" w:color="auto" w:fill="FFFFFF"/>
-                <w:lang w:bidi="ar"/>
-              </w:rPr>
-              <w:t>在于</w:t>
+              <w:t>，旨在通过实证的方式探究两个粒度之间是否正交</w:t>
             </w:r>
             <w:r>
               <w:rPr>
@@ -1023,12 +1229,96 @@
                 <w:shd w:val="clear" w:color="auto" w:fill="FFFFFF"/>
                 <w:lang w:bidi="ar"/>
               </w:rPr>
-              <w:t>讨论</w:t>
+              <w:t>/</w:t>
+            </w:r>
+            <w:r>
+              <w:rPr>
+                <w:rFonts w:ascii="Segoe UI" w:hAnsi="Segoe UI" w:cs="Segoe UI" w:hint="eastAsia"/>
+                <w:kern w:val="0"/>
+                <w:shd w:val="clear" w:color="auto" w:fill="FFFFFF"/>
+                <w:lang w:bidi="ar"/>
+              </w:rPr>
+              <w:t>加成</w:t>
+            </w:r>
+            <w:r>
+              <w:rPr>
+                <w:rFonts w:ascii="Segoe UI" w:hAnsi="Segoe UI" w:cs="Segoe UI" w:hint="eastAsia"/>
+                <w:kern w:val="0"/>
+                <w:shd w:val="clear" w:color="auto" w:fill="FFFFFF"/>
+                <w:lang w:bidi="ar"/>
+              </w:rPr>
+              <w:t>/</w:t>
+            </w:r>
+            <w:r>
+              <w:rPr>
+                <w:rFonts w:ascii="Segoe UI" w:hAnsi="Segoe UI" w:cs="Segoe UI" w:hint="eastAsia"/>
+                <w:kern w:val="0"/>
+                <w:shd w:val="clear" w:color="auto" w:fill="FFFFFF"/>
+                <w:lang w:bidi="ar"/>
+              </w:rPr>
+              <w:t>冗余，并实现一种轻量化的嵌套优势估计方式。</w:t>
+            </w:r>
+          </w:p>
+          <w:p>
+            <w:pPr>
+              <w:spacing w:before="78" w:after="78" w:line="380" w:lineRule="exact"/>
+              <w:ind w:firstLineChars="0" w:firstLine="0"/>
+            </w:pPr>
+          </w:p>
+          <w:p>
+            <w:pPr>
+              <w:spacing w:before="78" w:after="78" w:line="380" w:lineRule="exact"/>
+              <w:ind w:firstLineChars="0" w:firstLine="0"/>
+            </w:pPr>
+          </w:p>
+          <w:p>
+            <w:pPr>
+              <w:spacing w:before="78" w:after="78" w:line="380" w:lineRule="exact"/>
+              <w:ind w:firstLineChars="0" w:firstLine="0"/>
+            </w:pPr>
+            <w:r>
+              <w:t>主要内容与技术指标：</w:t>
+            </w:r>
+          </w:p>
+          <w:p>
+            <w:pPr>
+              <w:spacing w:before="78" w:after="78" w:line="380" w:lineRule="exact"/>
+              <w:ind w:firstLineChars="86" w:firstLine="206"/>
+            </w:pPr>
+            <w:r>
+              <w:rPr>
+                <w:rFonts w:hint="eastAsia"/>
+              </w:rPr>
+              <w:t>主要研究内容：</w:t>
+            </w:r>
+          </w:p>
+          <w:p>
+            <w:pPr>
+              <w:spacing w:before="78" w:after="78" w:line="380" w:lineRule="exact"/>
+              <w:ind w:firstLineChars="186" w:firstLine="446"/>
+            </w:pPr>
+            <w:r>
+              <w:rPr>
+                <w:rFonts w:hint="eastAsia"/>
+              </w:rPr>
+              <w:t>（</w:t>
+            </w:r>
+            <w:r>
+              <w:rPr>
+                <w:rFonts w:hint="eastAsia"/>
+              </w:rPr>
+              <w:t>1</w:t>
+            </w:r>
+            <w:r>
+              <w:rPr>
+                <w:rFonts w:hint="eastAsia"/>
+              </w:rPr>
+              <w:t>）</w:t>
             </w:r>
             <w:proofErr w:type="gramStart"/>
             <w:r>
               <w:rPr>
-                <w:rFonts w:ascii="Segoe UI" w:hAnsi="Segoe UI" w:cs="Segoe UI" w:hint="eastAsia"/>
+                <w:rFonts w:ascii="Segoe UI" w:eastAsia="Segoe UI" w:hAnsi="Segoe UI" w:cs="Segoe UI" w:hint="eastAsia"/>
                 <w:kern w:val="0"/>
                 <w:shd w:val="clear" w:color="auto" w:fill="FFFFFF"/>
                 <w:lang w:bidi="ar"/>
@@ -1038,31 +1328,51 @@
             <w:proofErr w:type="gramEnd"/>
             <w:r>
               <w:rPr>
-                <w:rFonts w:ascii="Segoe UI" w:hAnsi="Segoe UI" w:cs="Segoe UI" w:hint="eastAsia"/>
-                <w:kern w:val="0"/>
-                <w:shd w:val="clear" w:color="auto" w:fill="FFFFFF"/>
-                <w:lang w:bidi="ar"/>
-              </w:rPr>
-              <w:t>与</w:t>
+                <w:rFonts w:ascii="Segoe UI" w:eastAsia="Segoe UI" w:hAnsi="Segoe UI" w:cs="Segoe UI" w:hint="eastAsia"/>
+                <w:kern w:val="0"/>
+                <w:shd w:val="clear" w:color="auto" w:fill="FFFFFF"/>
+                <w:lang w:bidi="ar"/>
+              </w:rPr>
+              <w:t>信用分配（</w:t>
+            </w:r>
+            <w:proofErr w:type="spellStart"/>
+            <w:r>
+              <w:rPr>
+                <w:rFonts w:eastAsia="Segoe UI"/>
+                <w:kern w:val="0"/>
+                <w:shd w:val="clear" w:color="auto" w:fill="FFFFFF"/>
+                <w:lang w:bidi="ar"/>
+              </w:rPr>
+              <w:t>GiGPO</w:t>
+            </w:r>
+            <w:proofErr w:type="spellEnd"/>
+            <w:r>
+              <w:rPr>
+                <w:rFonts w:eastAsia="Segoe UI"/>
+                <w:kern w:val="0"/>
+                <w:shd w:val="clear" w:color="auto" w:fill="FFFFFF"/>
+                <w:lang w:bidi="ar"/>
+              </w:rPr>
+              <w:t xml:space="preserve"> anchor grouping</w:t>
+            </w:r>
+            <w:r>
+              <w:rPr>
+                <w:rFonts w:ascii="Segoe UI" w:eastAsia="Segoe UI" w:hAnsi="Segoe UI" w:cs="Segoe UI" w:hint="eastAsia"/>
+                <w:kern w:val="0"/>
+                <w:shd w:val="clear" w:color="auto" w:fill="FFFFFF"/>
+                <w:lang w:bidi="ar"/>
+              </w:rPr>
+              <w:t>）与</w:t>
             </w:r>
             <w:proofErr w:type="gramStart"/>
             <w:r>
               <w:rPr>
-                <w:rFonts w:ascii="Segoe UI" w:hAnsi="Segoe UI" w:cs="Segoe UI" w:hint="eastAsia"/>
-                <w:kern w:val="0"/>
-                <w:shd w:val="clear" w:color="auto" w:fill="FFFFFF"/>
-                <w:lang w:bidi="ar"/>
-              </w:rPr>
-              <w:t>词元级</w:t>
-            </w:r>
-            <w:r>
-              <w:rPr>
-                <w:rFonts w:ascii="Segoe UI" w:eastAsia="Segoe UI" w:hAnsi="Segoe UI" w:cs="Segoe UI" w:hint="eastAsia"/>
-                <w:kern w:val="0"/>
-                <w:shd w:val="clear" w:color="auto" w:fill="FFFFFF"/>
-                <w:lang w:bidi="ar"/>
-              </w:rPr>
-              <w:t>两个</w:t>
+                <w:rFonts w:ascii="Segoe UI" w:eastAsia="Segoe UI" w:hAnsi="Segoe UI" w:cs="Segoe UI" w:hint="eastAsia"/>
+                <w:kern w:val="0"/>
+                <w:shd w:val="clear" w:color="auto" w:fill="FFFFFF"/>
+                <w:lang w:bidi="ar"/>
+              </w:rPr>
+              <w:t>词元级信用</w:t>
             </w:r>
             <w:proofErr w:type="gramEnd"/>
             <w:r>
@@ -1072,36 +1382,8 @@
                 <w:shd w:val="clear" w:color="auto" w:fill="FFFFFF"/>
                 <w:lang w:bidi="ar"/>
               </w:rPr>
-              <w:t>粒度的信用分配是否能正交组合产生叠加增益</w:t>
-            </w:r>
-            <w:r>
-              <w:rPr>
-                <w:rFonts w:ascii="Segoe UI" w:hAnsi="Segoe UI" w:cs="Segoe UI" w:hint="eastAsia"/>
-                <w:kern w:val="0"/>
-                <w:shd w:val="clear" w:color="auto" w:fill="FFFFFF"/>
-                <w:lang w:bidi="ar"/>
-              </w:rPr>
-              <w:t>，</w:t>
-            </w:r>
-            <w:r>
-              <w:rPr>
-                <w:rFonts w:ascii="Segoe UI" w:eastAsia="Segoe UI" w:hAnsi="Segoe UI" w:cs="Segoe UI" w:hint="eastAsia"/>
-                <w:kern w:val="0"/>
-                <w:shd w:val="clear" w:color="auto" w:fill="FFFFFF"/>
-                <w:lang w:bidi="ar"/>
-              </w:rPr>
-              <w:t>目前文献中尚无工作系统性地回答这一问题</w:t>
-            </w:r>
-            <w:r>
-              <w:rPr>
-                <w:rFonts w:ascii="Segoe UI" w:hAnsi="Segoe UI" w:cs="Segoe UI" w:hint="eastAsia"/>
-                <w:kern w:val="0"/>
-                <w:shd w:val="clear" w:color="auto" w:fill="FFFFFF"/>
-                <w:lang w:bidi="ar"/>
-              </w:rPr>
-              <w:t>，</w:t>
-            </w:r>
-            <w:proofErr w:type="spellStart"/>
+              <w:t>分配（</w:t>
+            </w:r>
             <w:r>
               <w:rPr>
                 <w:rFonts w:eastAsia="Segoe UI"/>
@@ -1109,329 +1391,16 @@
                 <w:shd w:val="clear" w:color="auto" w:fill="FFFFFF"/>
                 <w:lang w:bidi="ar"/>
               </w:rPr>
-              <w:t>GiGPO</w:t>
-            </w:r>
-            <w:proofErr w:type="spellEnd"/>
-            <w:r>
-              <w:rPr>
-                <w:rFonts w:ascii="Segoe UI" w:eastAsia="Segoe UI" w:hAnsi="Segoe UI" w:cs="Segoe UI" w:hint="eastAsia"/>
-                <w:kern w:val="0"/>
-                <w:shd w:val="clear" w:color="auto" w:fill="FFFFFF"/>
-                <w:lang w:bidi="ar"/>
-              </w:rPr>
-              <w:t>和</w:t>
-            </w:r>
-            <w:r>
-              <w:rPr>
-                <w:rFonts w:eastAsia="Segoe UI"/>
-                <w:kern w:val="0"/>
-                <w:shd w:val="clear" w:color="auto" w:fill="FFFFFF"/>
-                <w:lang w:bidi="ar"/>
-              </w:rPr>
-              <w:t>TAPO/</w:t>
-            </w:r>
-            <w:r>
-              <w:rPr>
-                <w:rFonts w:hint="eastAsia"/>
-                <w:kern w:val="0"/>
-                <w:shd w:val="clear" w:color="auto" w:fill="FFFFFF"/>
-                <w:lang w:bidi="ar"/>
-              </w:rPr>
-              <w:t>TEMPO</w:t>
-            </w:r>
-            <w:r>
-              <w:rPr>
-                <w:rFonts w:ascii="Segoe UI" w:eastAsia="Segoe UI" w:hAnsi="Segoe UI" w:cs="Segoe UI" w:hint="eastAsia"/>
-                <w:kern w:val="0"/>
-                <w:shd w:val="clear" w:color="auto" w:fill="FFFFFF"/>
-                <w:lang w:bidi="ar"/>
-              </w:rPr>
-              <w:t>分别独立提出并验证了各自的有效性，但从未在统一框架下</w:t>
-            </w:r>
-            <w:proofErr w:type="gramStart"/>
-            <w:r>
-              <w:rPr>
-                <w:rFonts w:ascii="Segoe UI" w:eastAsia="Segoe UI" w:hAnsi="Segoe UI" w:cs="Segoe UI" w:hint="eastAsia"/>
-                <w:kern w:val="0"/>
-                <w:shd w:val="clear" w:color="auto" w:fill="FFFFFF"/>
-                <w:lang w:bidi="ar"/>
-              </w:rPr>
-              <w:t>做对</w:t>
-            </w:r>
-            <w:proofErr w:type="gramEnd"/>
-            <w:r>
-              <w:rPr>
-                <w:rFonts w:ascii="Segoe UI" w:eastAsia="Segoe UI" w:hAnsi="Segoe UI" w:cs="Segoe UI" w:hint="eastAsia"/>
-                <w:kern w:val="0"/>
-                <w:shd w:val="clear" w:color="auto" w:fill="FFFFFF"/>
-                <w:lang w:bidi="ar"/>
-              </w:rPr>
-              <w:t>照消融，更未探索二者的乘法调制能否优于任</w:t>
-            </w:r>
-            <w:proofErr w:type="gramStart"/>
-            <w:r>
-              <w:rPr>
-                <w:rFonts w:ascii="Segoe UI" w:eastAsia="Segoe UI" w:hAnsi="Segoe UI" w:cs="Segoe UI" w:hint="eastAsia"/>
-                <w:kern w:val="0"/>
-                <w:shd w:val="clear" w:color="auto" w:fill="FFFFFF"/>
-                <w:lang w:bidi="ar"/>
-              </w:rPr>
-              <w:t>一</w:t>
-            </w:r>
-            <w:proofErr w:type="gramEnd"/>
-            <w:r>
-              <w:rPr>
-                <w:rFonts w:ascii="Segoe UI" w:eastAsia="Segoe UI" w:hAnsi="Segoe UI" w:cs="Segoe UI" w:hint="eastAsia"/>
-                <w:kern w:val="0"/>
-                <w:shd w:val="clear" w:color="auto" w:fill="FFFFFF"/>
-                <w:lang w:bidi="ar"/>
-              </w:rPr>
-              <w:t>单独方法。</w:t>
-            </w:r>
-            <w:r>
-              <w:rPr>
-                <w:rFonts w:ascii="Segoe UI" w:hAnsi="Segoe UI" w:cs="Segoe UI" w:hint="eastAsia"/>
-                <w:kern w:val="0"/>
-                <w:shd w:val="clear" w:color="auto" w:fill="FFFFFF"/>
-                <w:lang w:bidi="ar"/>
-              </w:rPr>
-              <w:t>因此本课题提出</w:t>
-            </w:r>
-            <w:r>
-              <w:rPr>
-                <w:rFonts w:eastAsia="Segoe UI"/>
-                <w:kern w:val="0"/>
-                <w:shd w:val="clear" w:color="auto" w:fill="FFFFFF"/>
-                <w:lang w:bidi="ar"/>
-              </w:rPr>
-              <w:t>NEST</w:t>
-            </w:r>
-            <w:r>
-              <w:rPr>
-                <w:rFonts w:eastAsia="Segoe UI"/>
-                <w:kern w:val="0"/>
-                <w:shd w:val="clear" w:color="auto" w:fill="FFFFFF"/>
-                <w:lang w:bidi="ar"/>
-              </w:rPr>
-              <w:t>（</w:t>
-            </w:r>
-            <w:r>
-              <w:rPr>
-                <w:rFonts w:eastAsia="Segoe UI"/>
-                <w:kern w:val="0"/>
-                <w:shd w:val="clear" w:color="auto" w:fill="FFFFFF"/>
-                <w:lang w:bidi="ar"/>
-              </w:rPr>
-              <w:t>Nested Estimation of Step and Token advantages</w:t>
-            </w:r>
-            <w:r>
-              <w:rPr>
-                <w:rFonts w:eastAsia="Segoe UI"/>
-                <w:kern w:val="0"/>
-                <w:shd w:val="clear" w:color="auto" w:fill="FFFFFF"/>
-                <w:lang w:bidi="ar"/>
-              </w:rPr>
-              <w:t>）</w:t>
-            </w:r>
-            <w:r>
-              <w:rPr>
-                <w:rFonts w:ascii="Segoe UI" w:hAnsi="Segoe UI" w:cs="Segoe UI" w:hint="eastAsia"/>
-                <w:kern w:val="0"/>
-                <w:shd w:val="clear" w:color="auto" w:fill="FFFFFF"/>
-                <w:lang w:bidi="ar"/>
-              </w:rPr>
-              <w:t>，旨在通过实证的方式探究两个粒度之间是否正交</w:t>
-            </w:r>
-            <w:r>
-              <w:rPr>
-                <w:rFonts w:ascii="Segoe UI" w:hAnsi="Segoe UI" w:cs="Segoe UI" w:hint="eastAsia"/>
-                <w:kern w:val="0"/>
-                <w:shd w:val="clear" w:color="auto" w:fill="FFFFFF"/>
-                <w:lang w:bidi="ar"/>
-              </w:rPr>
-              <w:t>/</w:t>
-            </w:r>
-            <w:r>
-              <w:rPr>
-                <w:rFonts w:ascii="Segoe UI" w:hAnsi="Segoe UI" w:cs="Segoe UI" w:hint="eastAsia"/>
-                <w:kern w:val="0"/>
-                <w:shd w:val="clear" w:color="auto" w:fill="FFFFFF"/>
-                <w:lang w:bidi="ar"/>
-              </w:rPr>
-              <w:t>加成</w:t>
-            </w:r>
-            <w:r>
-              <w:rPr>
-                <w:rFonts w:ascii="Segoe UI" w:hAnsi="Segoe UI" w:cs="Segoe UI" w:hint="eastAsia"/>
-                <w:kern w:val="0"/>
-                <w:shd w:val="clear" w:color="auto" w:fill="FFFFFF"/>
-                <w:lang w:bidi="ar"/>
-              </w:rPr>
-              <w:t>/</w:t>
-            </w:r>
-            <w:r>
-              <w:rPr>
-                <w:rFonts w:ascii="Segoe UI" w:hAnsi="Segoe UI" w:cs="Segoe UI" w:hint="eastAsia"/>
-                <w:kern w:val="0"/>
-                <w:shd w:val="clear" w:color="auto" w:fill="FFFFFF"/>
-                <w:lang w:bidi="ar"/>
-              </w:rPr>
-              <w:t>冗余，并实现一种轻量化的嵌套优势估计方式。</w:t>
-            </w:r>
-          </w:p>
-          <w:p>
-            <w:pPr>
-              <w:spacing w:before="78" w:after="78" w:line="380" w:lineRule="exact"/>
-              <w:ind w:firstLineChars="0" w:firstLine="0"/>
-            </w:pPr>
-          </w:p>
-          <w:p>
-            <w:pPr>
-              <w:spacing w:before="78" w:after="78" w:line="380" w:lineRule="exact"/>
-              <w:ind w:firstLineChars="0" w:firstLine="0"/>
-            </w:pPr>
-          </w:p>
-          <w:p>
-            <w:pPr>
-              <w:spacing w:before="78" w:after="78" w:line="380" w:lineRule="exact"/>
-              <w:ind w:firstLineChars="0" w:firstLine="0"/>
-            </w:pPr>
-            <w:r>
-              <w:t>主要内容与技术指标：</w:t>
-            </w:r>
-          </w:p>
-          <w:p>
-            <w:pPr>
-              <w:spacing w:before="78" w:after="78" w:line="380" w:lineRule="exact"/>
-              <w:ind w:firstLineChars="86" w:firstLine="206"/>
-            </w:pPr>
-            <w:r>
-              <w:rPr>
-                <w:rFonts w:hint="eastAsia"/>
-              </w:rPr>
-              <w:t>主要研究内容：</w:t>
-            </w:r>
-          </w:p>
-          <w:p>
-            <w:pPr>
-              <w:spacing w:before="78" w:after="78" w:line="380" w:lineRule="exact"/>
-              <w:ind w:firstLineChars="186" w:firstLine="446"/>
-            </w:pPr>
-            <w:r>
-              <w:rPr>
-                <w:rFonts w:hint="eastAsia"/>
-              </w:rPr>
-              <w:t>（</w:t>
-            </w:r>
-            <w:r>
-              <w:rPr>
-                <w:rFonts w:hint="eastAsia"/>
-              </w:rPr>
-              <w:t>1</w:t>
-            </w:r>
-            <w:r>
-              <w:rPr>
-                <w:rFonts w:hint="eastAsia"/>
-              </w:rPr>
-              <w:t>）</w:t>
-            </w:r>
-            <w:proofErr w:type="gramStart"/>
-            <w:r>
-              <w:rPr>
-                <w:rFonts w:ascii="Segoe UI" w:eastAsia="Segoe UI" w:hAnsi="Segoe UI" w:cs="Segoe UI" w:hint="eastAsia"/>
-                <w:kern w:val="0"/>
-                <w:shd w:val="clear" w:color="auto" w:fill="FFFFFF"/>
-                <w:lang w:bidi="ar"/>
-              </w:rPr>
-              <w:t>步骤级</w:t>
-            </w:r>
-            <w:proofErr w:type="gramEnd"/>
-            <w:r>
-              <w:rPr>
-                <w:rFonts w:ascii="Segoe UI" w:eastAsia="Segoe UI" w:hAnsi="Segoe UI" w:cs="Segoe UI" w:hint="eastAsia"/>
-                <w:kern w:val="0"/>
-                <w:shd w:val="clear" w:color="auto" w:fill="FFFFFF"/>
-                <w:lang w:bidi="ar"/>
-              </w:rPr>
-              <w:t>信用分配（</w:t>
-            </w:r>
-            <w:proofErr w:type="spellStart"/>
-            <w:r>
-              <w:rPr>
-                <w:rFonts w:eastAsia="Segoe UI"/>
-                <w:kern w:val="0"/>
-                <w:shd w:val="clear" w:color="auto" w:fill="FFFFFF"/>
-                <w:lang w:bidi="ar"/>
-              </w:rPr>
-              <w:t>GiGPO</w:t>
-            </w:r>
-            <w:proofErr w:type="spellEnd"/>
-            <w:r>
-              <w:rPr>
-                <w:rFonts w:eastAsia="Segoe UI"/>
-                <w:kern w:val="0"/>
-                <w:shd w:val="clear" w:color="auto" w:fill="FFFFFF"/>
-                <w:lang w:bidi="ar"/>
-              </w:rPr>
-              <w:t xml:space="preserve"> anchor grouping</w:t>
-            </w:r>
-            <w:r>
-              <w:rPr>
-                <w:rFonts w:ascii="Segoe UI" w:eastAsia="Segoe UI" w:hAnsi="Segoe UI" w:cs="Segoe UI" w:hint="eastAsia"/>
-                <w:kern w:val="0"/>
-                <w:shd w:val="clear" w:color="auto" w:fill="FFFFFF"/>
-                <w:lang w:bidi="ar"/>
-              </w:rPr>
-              <w:t>）与</w:t>
-            </w:r>
-            <w:proofErr w:type="gramStart"/>
-            <w:r>
-              <w:rPr>
-                <w:rFonts w:ascii="Segoe UI" w:eastAsia="Segoe UI" w:hAnsi="Segoe UI" w:cs="Segoe UI" w:hint="eastAsia"/>
-                <w:kern w:val="0"/>
-                <w:shd w:val="clear" w:color="auto" w:fill="FFFFFF"/>
-                <w:lang w:bidi="ar"/>
-              </w:rPr>
-              <w:t>词元级信用</w:t>
-            </w:r>
-            <w:proofErr w:type="gramEnd"/>
-            <w:r>
-              <w:rPr>
-                <w:rFonts w:ascii="Segoe UI" w:eastAsia="Segoe UI" w:hAnsi="Segoe UI" w:cs="Segoe UI" w:hint="eastAsia"/>
-                <w:kern w:val="0"/>
-                <w:shd w:val="clear" w:color="auto" w:fill="FFFFFF"/>
-                <w:lang w:bidi="ar"/>
-              </w:rPr>
-              <w:t>分配（</w:t>
-            </w:r>
-            <w:r>
-              <w:rPr>
-                <w:rFonts w:eastAsia="Segoe UI"/>
-                <w:kern w:val="0"/>
-                <w:shd w:val="clear" w:color="auto" w:fill="FFFFFF"/>
-                <w:lang w:bidi="ar"/>
-              </w:rPr>
               <w:t>TAPO</w:t>
             </w:r>
-            <w:proofErr w:type="gramStart"/>
-            <w:r>
-              <w:rPr>
-                <w:rFonts w:ascii="Segoe UI" w:eastAsia="Segoe UI" w:hAnsi="Segoe UI" w:cs="Segoe UI" w:hint="eastAsia"/>
-                <w:kern w:val="0"/>
-                <w:shd w:val="clear" w:color="auto" w:fill="FFFFFF"/>
-                <w:lang w:bidi="ar"/>
-              </w:rPr>
-              <w:t>熵</w:t>
-            </w:r>
-            <w:proofErr w:type="gramEnd"/>
-            <w:r>
-              <w:rPr>
-                <w:rFonts w:ascii="Segoe UI" w:eastAsia="Segoe UI" w:hAnsi="Segoe UI" w:cs="Segoe UI" w:hint="eastAsia"/>
-                <w:kern w:val="0"/>
-                <w:shd w:val="clear" w:color="auto" w:fill="FFFFFF"/>
-                <w:lang w:bidi="ar"/>
-              </w:rPr>
-              <w:t>过滤/</w:t>
+            <w:r>
+              <w:rPr>
+                <w:rFonts w:ascii="Segoe UI" w:eastAsia="Segoe UI" w:hAnsi="Segoe UI" w:cs="Segoe UI" w:hint="eastAsia"/>
+                <w:kern w:val="0"/>
+                <w:shd w:val="clear" w:color="auto" w:fill="FFFFFF"/>
+                <w:lang w:bidi="ar"/>
+              </w:rPr>
+              <w:t>熵过滤/</w:t>
             </w:r>
             <w:r>
               <w:rPr>
